--- a/chapters/10/core/AIHE-C03/supp/AIHE-AB/docx/AIHE-AB_worked_example.docx
+++ b/chapters/10/core/AIHE-C03/supp/AIHE-AB/docx/AIHE-AB_worked_example.docx
@@ -5,7 +5,7 @@
     <w:p>
       <w:pPr>
         <w:pStyle w:val="Title"/>
-        <w:jc w:val="center"/>
+        <w:jc w:val="centre"/>
       </w:pPr>
       <w:r>
         <w:rPr>
@@ -27,7 +27,7 @@
     </w:p>
     <w:p>
       <w:pPr>
-        <w:jc w:val="center"/>
+        <w:jc w:val="centre"/>
       </w:pPr>
       <w:r>
         <w:rPr>
@@ -41,7 +41,7 @@
       <w:tblPr>
         <w:tblStyle w:val="TableGrid"/>
         <w:tblW w:type="auto" w:w="0"/>
-        <w:jc w:val="center"/>
+        <w:jc w:val="centre"/>
         <w:tblLook w:firstColumn="1" w:firstRow="1" w:lastColumn="0" w:lastRow="0" w:noHBand="0" w:noVBand="1" w:val="04A0"/>
       </w:tblPr>
       <w:tblGrid>
@@ -110,7 +110,7 @@
               <w:bottom w:w="80" w:type="dxa"/>
               <w:end w:w="80" w:type="dxa"/>
             </w:tcMar>
-            <w:vAlign w:val="center"/>
+            <w:vAlign w:val="centre"/>
           </w:tcPr>
           <w:p>
             <w:pPr>
@@ -184,7 +184,7 @@
               <w:bottom w:w="80" w:type="dxa"/>
               <w:end w:w="80" w:type="dxa"/>
             </w:tcMar>
-            <w:vAlign w:val="center"/>
+            <w:vAlign w:val="centre"/>
           </w:tcPr>
           <w:p>
             <w:pPr>
@@ -252,7 +252,7 @@
     </w:p>
     <w:p>
       <w:r>
-        <w:t>Complete the fields with the multidisciplinary team. Record evidence sources, assumptions, limitations, owners, dates, and decision thresholds. Use synthetic or appropriately governed data only. The worked example is fictional and is provided for teaching.</w:t>
+        <w:t>Complete the fields with the multidisciplinary team. Record evidence sources, assumptions, limitations, owners, dates, and decision thresholds. Use synthetic or appropriately governed data only. The worked example is fictional and is provided as a synthetic demonstration.</w:t>
       </w:r>
     </w:p>
     <w:p>
@@ -275,7 +275,7 @@
       <w:tblPr>
         <w:tblStyle w:val="TableGrid"/>
         <w:tblW w:type="auto" w:w="0"/>
-        <w:jc w:val="center"/>
+        <w:jc w:val="centre"/>
         <w:tblLook w:firstColumn="1" w:firstRow="1" w:lastColumn="0" w:lastRow="0" w:noHBand="0" w:noVBand="1" w:val="04A0"/>
       </w:tblPr>
       <w:tblGrid>
@@ -293,7 +293,7 @@
         <w:tc>
           <w:tcPr>
             <w:tcW w:type="dxa" w:w="2328"/>
-            <w:vAlign w:val="center"/>
+            <w:vAlign w:val="centre"/>
             <w:tcMar>
               <w:top w:w="80" w:type="dxa"/>
               <w:start w:w="80" w:type="dxa"/>
@@ -314,7 +314,7 @@
         <w:tc>
           <w:tcPr>
             <w:tcW w:type="dxa" w:w="2328"/>
-            <w:vAlign w:val="center"/>
+            <w:vAlign w:val="centre"/>
             <w:tcMar>
               <w:top w:w="80" w:type="dxa"/>
               <w:start w:w="80" w:type="dxa"/>
@@ -335,7 +335,7 @@
         <w:tc>
           <w:tcPr>
             <w:tcW w:type="dxa" w:w="2328"/>
-            <w:vAlign w:val="center"/>
+            <w:vAlign w:val="centre"/>
             <w:tcMar>
               <w:top w:w="80" w:type="dxa"/>
               <w:start w:w="80" w:type="dxa"/>
@@ -356,7 +356,7 @@
         <w:tc>
           <w:tcPr>
             <w:tcW w:type="dxa" w:w="2328"/>
-            <w:vAlign w:val="center"/>
+            <w:vAlign w:val="centre"/>
             <w:tcMar>
               <w:top w:w="80" w:type="dxa"/>
               <w:start w:w="80" w:type="dxa"/>
@@ -377,7 +377,7 @@
         <w:tc>
           <w:tcPr>
             <w:tcW w:type="dxa" w:w="2328"/>
-            <w:vAlign w:val="center"/>
+            <w:vAlign w:val="centre"/>
             <w:tcMar>
               <w:top w:w="80" w:type="dxa"/>
               <w:start w:w="80" w:type="dxa"/>
@@ -398,7 +398,7 @@
         <w:tc>
           <w:tcPr>
             <w:tcW w:type="dxa" w:w="2328"/>
-            <w:vAlign w:val="center"/>
+            <w:vAlign w:val="centre"/>
             <w:tcMar>
               <w:top w:w="80" w:type="dxa"/>
               <w:start w:w="80" w:type="dxa"/>
@@ -421,7 +421,7 @@
         <w:tc>
           <w:tcPr>
             <w:tcW w:type="dxa" w:w="2328"/>
-            <w:vAlign w:val="center"/>
+            <w:vAlign w:val="centre"/>
             <w:tcMar>
               <w:top w:w="80" w:type="dxa"/>
               <w:start w:w="80" w:type="dxa"/>
@@ -438,7 +438,7 @@
         <w:tc>
           <w:tcPr>
             <w:tcW w:type="dxa" w:w="2328"/>
-            <w:vAlign w:val="center"/>
+            <w:vAlign w:val="centre"/>
             <w:tcMar>
               <w:top w:w="80" w:type="dxa"/>
               <w:start w:w="80" w:type="dxa"/>
@@ -455,7 +455,7 @@
         <w:tc>
           <w:tcPr>
             <w:tcW w:type="dxa" w:w="2328"/>
-            <w:vAlign w:val="center"/>
+            <w:vAlign w:val="centre"/>
             <w:tcMar>
               <w:top w:w="80" w:type="dxa"/>
               <w:start w:w="80" w:type="dxa"/>
@@ -472,7 +472,7 @@
         <w:tc>
           <w:tcPr>
             <w:tcW w:type="dxa" w:w="2328"/>
-            <w:vAlign w:val="center"/>
+            <w:vAlign w:val="centre"/>
             <w:tcMar>
               <w:top w:w="80" w:type="dxa"/>
               <w:start w:w="80" w:type="dxa"/>
@@ -489,7 +489,7 @@
         <w:tc>
           <w:tcPr>
             <w:tcW w:type="dxa" w:w="2328"/>
-            <w:vAlign w:val="center"/>
+            <w:vAlign w:val="centre"/>
             <w:tcMar>
               <w:top w:w="80" w:type="dxa"/>
               <w:start w:w="80" w:type="dxa"/>
@@ -506,7 +506,7 @@
         <w:tc>
           <w:tcPr>
             <w:tcW w:type="dxa" w:w="2328"/>
-            <w:vAlign w:val="center"/>
+            <w:vAlign w:val="centre"/>
             <w:tcMar>
               <w:top w:w="80" w:type="dxa"/>
               <w:start w:w="80" w:type="dxa"/>
@@ -525,7 +525,7 @@
         <w:tc>
           <w:tcPr>
             <w:tcW w:type="dxa" w:w="2328"/>
-            <w:vAlign w:val="center"/>
+            <w:vAlign w:val="centre"/>
             <w:tcMar>
               <w:top w:w="80" w:type="dxa"/>
               <w:start w:w="80" w:type="dxa"/>
@@ -542,7 +542,7 @@
         <w:tc>
           <w:tcPr>
             <w:tcW w:type="dxa" w:w="2328"/>
-            <w:vAlign w:val="center"/>
+            <w:vAlign w:val="centre"/>
             <w:tcMar>
               <w:top w:w="80" w:type="dxa"/>
               <w:start w:w="80" w:type="dxa"/>
@@ -559,7 +559,7 @@
         <w:tc>
           <w:tcPr>
             <w:tcW w:type="dxa" w:w="2328"/>
-            <w:vAlign w:val="center"/>
+            <w:vAlign w:val="centre"/>
             <w:tcMar>
               <w:top w:w="80" w:type="dxa"/>
               <w:start w:w="80" w:type="dxa"/>
@@ -576,7 +576,7 @@
         <w:tc>
           <w:tcPr>
             <w:tcW w:type="dxa" w:w="2328"/>
-            <w:vAlign w:val="center"/>
+            <w:vAlign w:val="centre"/>
             <w:tcMar>
               <w:top w:w="80" w:type="dxa"/>
               <w:start w:w="80" w:type="dxa"/>
@@ -593,7 +593,7 @@
         <w:tc>
           <w:tcPr>
             <w:tcW w:type="dxa" w:w="2328"/>
-            <w:vAlign w:val="center"/>
+            <w:vAlign w:val="centre"/>
             <w:tcMar>
               <w:top w:w="80" w:type="dxa"/>
               <w:start w:w="80" w:type="dxa"/>
@@ -610,7 +610,7 @@
         <w:tc>
           <w:tcPr>
             <w:tcW w:type="dxa" w:w="2328"/>
-            <w:vAlign w:val="center"/>
+            <w:vAlign w:val="centre"/>
             <w:tcMar>
               <w:top w:w="80" w:type="dxa"/>
               <w:start w:w="80" w:type="dxa"/>
@@ -629,7 +629,7 @@
         <w:tc>
           <w:tcPr>
             <w:tcW w:type="dxa" w:w="2328"/>
-            <w:vAlign w:val="center"/>
+            <w:vAlign w:val="centre"/>
             <w:tcMar>
               <w:top w:w="80" w:type="dxa"/>
               <w:start w:w="80" w:type="dxa"/>
@@ -646,7 +646,7 @@
         <w:tc>
           <w:tcPr>
             <w:tcW w:type="dxa" w:w="2328"/>
-            <w:vAlign w:val="center"/>
+            <w:vAlign w:val="centre"/>
             <w:tcMar>
               <w:top w:w="80" w:type="dxa"/>
               <w:start w:w="80" w:type="dxa"/>
@@ -663,7 +663,7 @@
         <w:tc>
           <w:tcPr>
             <w:tcW w:type="dxa" w:w="2328"/>
-            <w:vAlign w:val="center"/>
+            <w:vAlign w:val="centre"/>
             <w:tcMar>
               <w:top w:w="80" w:type="dxa"/>
               <w:start w:w="80" w:type="dxa"/>
@@ -680,7 +680,7 @@
         <w:tc>
           <w:tcPr>
             <w:tcW w:type="dxa" w:w="2328"/>
-            <w:vAlign w:val="center"/>
+            <w:vAlign w:val="centre"/>
             <w:tcMar>
               <w:top w:w="80" w:type="dxa"/>
               <w:start w:w="80" w:type="dxa"/>
@@ -697,7 +697,7 @@
         <w:tc>
           <w:tcPr>
             <w:tcW w:type="dxa" w:w="2328"/>
-            <w:vAlign w:val="center"/>
+            <w:vAlign w:val="centre"/>
             <w:tcMar>
               <w:top w:w="80" w:type="dxa"/>
               <w:start w:w="80" w:type="dxa"/>
@@ -714,7 +714,7 @@
         <w:tc>
           <w:tcPr>
             <w:tcW w:type="dxa" w:w="2328"/>
-            <w:vAlign w:val="center"/>
+            <w:vAlign w:val="centre"/>
             <w:tcMar>
               <w:top w:w="80" w:type="dxa"/>
               <w:start w:w="80" w:type="dxa"/>
@@ -733,7 +733,7 @@
         <w:tc>
           <w:tcPr>
             <w:tcW w:type="dxa" w:w="2328"/>
-            <w:vAlign w:val="center"/>
+            <w:vAlign w:val="centre"/>
             <w:tcMar>
               <w:top w:w="80" w:type="dxa"/>
               <w:start w:w="80" w:type="dxa"/>
@@ -750,7 +750,7 @@
         <w:tc>
           <w:tcPr>
             <w:tcW w:type="dxa" w:w="2328"/>
-            <w:vAlign w:val="center"/>
+            <w:vAlign w:val="centre"/>
             <w:tcMar>
               <w:top w:w="80" w:type="dxa"/>
               <w:start w:w="80" w:type="dxa"/>
@@ -767,7 +767,7 @@
         <w:tc>
           <w:tcPr>
             <w:tcW w:type="dxa" w:w="2328"/>
-            <w:vAlign w:val="center"/>
+            <w:vAlign w:val="centre"/>
             <w:tcMar>
               <w:top w:w="80" w:type="dxa"/>
               <w:start w:w="80" w:type="dxa"/>
@@ -784,7 +784,7 @@
         <w:tc>
           <w:tcPr>
             <w:tcW w:type="dxa" w:w="2328"/>
-            <w:vAlign w:val="center"/>
+            <w:vAlign w:val="centre"/>
             <w:tcMar>
               <w:top w:w="80" w:type="dxa"/>
               <w:start w:w="80" w:type="dxa"/>
@@ -801,7 +801,7 @@
         <w:tc>
           <w:tcPr>
             <w:tcW w:type="dxa" w:w="2328"/>
-            <w:vAlign w:val="center"/>
+            <w:vAlign w:val="centre"/>
             <w:tcMar>
               <w:top w:w="80" w:type="dxa"/>
               <w:start w:w="80" w:type="dxa"/>
@@ -818,7 +818,7 @@
         <w:tc>
           <w:tcPr>
             <w:tcW w:type="dxa" w:w="2328"/>
-            <w:vAlign w:val="center"/>
+            <w:vAlign w:val="centre"/>
             <w:tcMar>
               <w:top w:w="80" w:type="dxa"/>
               <w:start w:w="80" w:type="dxa"/>
@@ -837,7 +837,7 @@
         <w:tc>
           <w:tcPr>
             <w:tcW w:type="dxa" w:w="2328"/>
-            <w:vAlign w:val="center"/>
+            <w:vAlign w:val="centre"/>
             <w:tcMar>
               <w:top w:w="80" w:type="dxa"/>
               <w:start w:w="80" w:type="dxa"/>
@@ -854,7 +854,7 @@
         <w:tc>
           <w:tcPr>
             <w:tcW w:type="dxa" w:w="2328"/>
-            <w:vAlign w:val="center"/>
+            <w:vAlign w:val="centre"/>
             <w:tcMar>
               <w:top w:w="80" w:type="dxa"/>
               <w:start w:w="80" w:type="dxa"/>
@@ -871,7 +871,7 @@
         <w:tc>
           <w:tcPr>
             <w:tcW w:type="dxa" w:w="2328"/>
-            <w:vAlign w:val="center"/>
+            <w:vAlign w:val="centre"/>
             <w:tcMar>
               <w:top w:w="80" w:type="dxa"/>
               <w:start w:w="80" w:type="dxa"/>
@@ -888,7 +888,7 @@
         <w:tc>
           <w:tcPr>
             <w:tcW w:type="dxa" w:w="2328"/>
-            <w:vAlign w:val="center"/>
+            <w:vAlign w:val="centre"/>
             <w:tcMar>
               <w:top w:w="80" w:type="dxa"/>
               <w:start w:w="80" w:type="dxa"/>
@@ -905,7 +905,7 @@
         <w:tc>
           <w:tcPr>
             <w:tcW w:type="dxa" w:w="2328"/>
-            <w:vAlign w:val="center"/>
+            <w:vAlign w:val="centre"/>
             <w:tcMar>
               <w:top w:w="80" w:type="dxa"/>
               <w:start w:w="80" w:type="dxa"/>
@@ -922,7 +922,7 @@
         <w:tc>
           <w:tcPr>
             <w:tcW w:type="dxa" w:w="2328"/>
-            <w:vAlign w:val="center"/>
+            <w:vAlign w:val="centre"/>
             <w:tcMar>
               <w:top w:w="80" w:type="dxa"/>
               <w:start w:w="80" w:type="dxa"/>
@@ -941,7 +941,7 @@
         <w:tc>
           <w:tcPr>
             <w:tcW w:type="dxa" w:w="2328"/>
-            <w:vAlign w:val="center"/>
+            <w:vAlign w:val="centre"/>
             <w:tcMar>
               <w:top w:w="80" w:type="dxa"/>
               <w:start w:w="80" w:type="dxa"/>
@@ -958,7 +958,7 @@
         <w:tc>
           <w:tcPr>
             <w:tcW w:type="dxa" w:w="2328"/>
-            <w:vAlign w:val="center"/>
+            <w:vAlign w:val="centre"/>
             <w:tcMar>
               <w:top w:w="80" w:type="dxa"/>
               <w:start w:w="80" w:type="dxa"/>
@@ -975,7 +975,7 @@
         <w:tc>
           <w:tcPr>
             <w:tcW w:type="dxa" w:w="2328"/>
-            <w:vAlign w:val="center"/>
+            <w:vAlign w:val="centre"/>
             <w:tcMar>
               <w:top w:w="80" w:type="dxa"/>
               <w:start w:w="80" w:type="dxa"/>
@@ -992,7 +992,7 @@
         <w:tc>
           <w:tcPr>
             <w:tcW w:type="dxa" w:w="2328"/>
-            <w:vAlign w:val="center"/>
+            <w:vAlign w:val="centre"/>
             <w:tcMar>
               <w:top w:w="80" w:type="dxa"/>
               <w:start w:w="80" w:type="dxa"/>
@@ -1009,7 +1009,7 @@
         <w:tc>
           <w:tcPr>
             <w:tcW w:type="dxa" w:w="2328"/>
-            <w:vAlign w:val="center"/>
+            <w:vAlign w:val="centre"/>
             <w:tcMar>
               <w:top w:w="80" w:type="dxa"/>
               <w:start w:w="80" w:type="dxa"/>
@@ -1026,7 +1026,7 @@
         <w:tc>
           <w:tcPr>
             <w:tcW w:type="dxa" w:w="2328"/>
-            <w:vAlign w:val="center"/>
+            <w:vAlign w:val="centre"/>
             <w:tcMar>
               <w:top w:w="80" w:type="dxa"/>
               <w:start w:w="80" w:type="dxa"/>
@@ -1045,7 +1045,7 @@
         <w:tc>
           <w:tcPr>
             <w:tcW w:type="dxa" w:w="2328"/>
-            <w:vAlign w:val="center"/>
+            <w:vAlign w:val="centre"/>
             <w:tcMar>
               <w:top w:w="80" w:type="dxa"/>
               <w:start w:w="80" w:type="dxa"/>
@@ -1062,7 +1062,7 @@
         <w:tc>
           <w:tcPr>
             <w:tcW w:type="dxa" w:w="2328"/>
-            <w:vAlign w:val="center"/>
+            <w:vAlign w:val="centre"/>
             <w:tcMar>
               <w:top w:w="80" w:type="dxa"/>
               <w:start w:w="80" w:type="dxa"/>
@@ -1079,7 +1079,7 @@
         <w:tc>
           <w:tcPr>
             <w:tcW w:type="dxa" w:w="2328"/>
-            <w:vAlign w:val="center"/>
+            <w:vAlign w:val="centre"/>
             <w:tcMar>
               <w:top w:w="80" w:type="dxa"/>
               <w:start w:w="80" w:type="dxa"/>
@@ -1096,7 +1096,7 @@
         <w:tc>
           <w:tcPr>
             <w:tcW w:type="dxa" w:w="2328"/>
-            <w:vAlign w:val="center"/>
+            <w:vAlign w:val="centre"/>
             <w:tcMar>
               <w:top w:w="80" w:type="dxa"/>
               <w:start w:w="80" w:type="dxa"/>
@@ -1113,7 +1113,7 @@
         <w:tc>
           <w:tcPr>
             <w:tcW w:type="dxa" w:w="2328"/>
-            <w:vAlign w:val="center"/>
+            <w:vAlign w:val="centre"/>
             <w:tcMar>
               <w:top w:w="80" w:type="dxa"/>
               <w:start w:w="80" w:type="dxa"/>
@@ -1130,7 +1130,7 @@
         <w:tc>
           <w:tcPr>
             <w:tcW w:type="dxa" w:w="2328"/>
-            <w:vAlign w:val="center"/>
+            <w:vAlign w:val="centre"/>
             <w:tcMar>
               <w:top w:w="80" w:type="dxa"/>
               <w:start w:w="80" w:type="dxa"/>
@@ -1149,7 +1149,7 @@
         <w:tc>
           <w:tcPr>
             <w:tcW w:type="dxa" w:w="2328"/>
-            <w:vAlign w:val="center"/>
+            <w:vAlign w:val="centre"/>
             <w:tcMar>
               <w:top w:w="80" w:type="dxa"/>
               <w:start w:w="80" w:type="dxa"/>
@@ -1166,7 +1166,7 @@
         <w:tc>
           <w:tcPr>
             <w:tcW w:type="dxa" w:w="2328"/>
-            <w:vAlign w:val="center"/>
+            <w:vAlign w:val="centre"/>
             <w:tcMar>
               <w:top w:w="80" w:type="dxa"/>
               <w:start w:w="80" w:type="dxa"/>
@@ -1183,7 +1183,7 @@
         <w:tc>
           <w:tcPr>
             <w:tcW w:type="dxa" w:w="2328"/>
-            <w:vAlign w:val="center"/>
+            <w:vAlign w:val="centre"/>
             <w:tcMar>
               <w:top w:w="80" w:type="dxa"/>
               <w:start w:w="80" w:type="dxa"/>
@@ -1200,7 +1200,7 @@
         <w:tc>
           <w:tcPr>
             <w:tcW w:type="dxa" w:w="2328"/>
-            <w:vAlign w:val="center"/>
+            <w:vAlign w:val="centre"/>
             <w:tcMar>
               <w:top w:w="80" w:type="dxa"/>
               <w:start w:w="80" w:type="dxa"/>
@@ -1217,7 +1217,7 @@
         <w:tc>
           <w:tcPr>
             <w:tcW w:type="dxa" w:w="2328"/>
-            <w:vAlign w:val="center"/>
+            <w:vAlign w:val="centre"/>
             <w:tcMar>
               <w:top w:w="80" w:type="dxa"/>
               <w:start w:w="80" w:type="dxa"/>
@@ -1234,7 +1234,7 @@
         <w:tc>
           <w:tcPr>
             <w:tcW w:type="dxa" w:w="2328"/>
-            <w:vAlign w:val="center"/>
+            <w:vAlign w:val="centre"/>
             <w:tcMar>
               <w:top w:w="80" w:type="dxa"/>
               <w:start w:w="80" w:type="dxa"/>
@@ -1340,21 +1340,14 @@
   <w:p>
     <w:pPr>
       <w:pStyle w:val="Footer"/>
-      <w:jc w:val="center"/>
+      <w:jc w:val="centre"/>
     </w:pPr>
     <w:r>
       <w:rPr>
-        <w:color w:val="646464"/>
-        <w:sz w:val="14"/>
-      </w:rPr>
-      <w:t>Copyright © 2026 Author(s) of Artificial Intelligence and Healthcare Economics | V1.0 | CC BY-NC 4.0 content notice</w:t>
-    </w:r>
-    <w:r>
-      <w:rPr>
-        <w:color w:val="646464"/>
-        <w:sz w:val="14"/>
-      </w:rPr>
-      <w:t>Copyright © 2026 Author(s) of Artificial Intelligence and Healthcare Economics | V1.0 | CC BY-NC 4.0 content notice</w:t>
+        <w:color w:val="5F5A5B"/>
+        <w:sz w:val="15"/>
+      </w:rPr>
+      <w:t>Muthana Zouri · Carmen Marinela Cumpăt · Grigore T. Popa University of Medicine and Pharmacy Publishing House · 2026</w:t>
     </w:r>
   </w:p>
 </w:ftr>
@@ -1385,7 +1378,25 @@
   <w:p>
     <w:pPr>
       <w:pStyle w:val="Header"/>
-    </w:pPr>
+      <w:jc w:val="centre"/>
+    </w:pPr>
+    <w:r/>
+    <w:r>
+      <w:rPr>
+        <w:rFonts w:ascii="Georgia" w:hAnsi="Georgia"/>
+        <w:b/>
+        <w:color w:val="7B1734"/>
+        <w:sz w:val="17"/>
+      </w:rPr>
+      <w:t>Artificial Intelligence and Healthcare Economics</w:t>
+    </w:r>
+    <w:r>
+      <w:rPr>
+        <w:color w:val="5F5A5B"/>
+        <w:sz w:val="16"/>
+      </w:rPr>
+      <w:t xml:space="preserve"> · Digital Resource Companion · V1.0</w:t>
+    </w:r>
   </w:p>
 </w:hdr>
 </file>
@@ -1787,7 +1798,7 @@
     <w:rsid w:val="00E618BF"/>
     <w:pPr>
       <w:tabs>
-        <w:tab w:val="center" w:pos="4680"/>
+        <w:tab w:val="centre" w:pos="4680"/>
         <w:tab w:val="right" w:pos="9360"/>
       </w:tabs>
       <w:spacing w:after="0" w:line="240" w:lineRule="auto"/>
@@ -1809,7 +1820,7 @@
     <w:rsid w:val="00E618BF"/>
     <w:pPr>
       <w:tabs>
-        <w:tab w:val="center" w:pos="4680"/>
+        <w:tab w:val="centre" w:pos="4680"/>
         <w:tab w:val="right" w:pos="9360"/>
       </w:tabs>
       <w:spacing w:after="0" w:line="240" w:lineRule="auto"/>
